--- a/assets/Rithika_Vemula_Resume.docx
+++ b/assets/Rithika_Vemula_Resume.docx
@@ -45,6 +45,20 @@
           <w:t>LinkedIn</w:t>
         </w:r>
       </w:hyperlink>
+      <w:r>
+        <w:t xml:space="preserve"> </w:t>
+      </w:r>
+      <w:r>
+        <w:t xml:space="preserve">| </w:t>
+      </w:r>
+      <w:hyperlink r:id="rId9" w:history="1">
+        <w:r>
+          <w:rPr>
+            <w:rStyle w:val="Hyperlink"/>
+          </w:rPr>
+          <w:t>Portfolio Website</w:t>
+        </w:r>
+      </w:hyperlink>
     </w:p>
     <w:p>
       <w:pPr>
@@ -86,12 +100,21 @@
       <w:r>
         <w:t xml:space="preserve">                                                                                       </w:t>
       </w:r>
+      <w:proofErr w:type="spellStart"/>
       <w:r>
         <w:rPr>
           <w:b/>
           <w:bCs/>
         </w:rPr>
-        <w:t>Ibrahimbagh, Hyderabad</w:t>
+        <w:t>Ibrahimbagh</w:t>
+      </w:r>
+      <w:proofErr w:type="spellEnd"/>
+      <w:r>
+        <w:rPr>
+          <w:b/>
+          <w:bCs/>
+        </w:rPr>
+        <w:t>, Hyderabad</w:t>
       </w:r>
     </w:p>
     <w:p>
@@ -102,12 +125,21 @@
           <w:iCs/>
         </w:rPr>
       </w:pPr>
+      <w:proofErr w:type="spellStart"/>
       <w:r>
         <w:rPr>
           <w:i/>
           <w:iCs/>
         </w:rPr>
-        <w:t>Btech in Computer Science</w:t>
+        <w:t>Btech</w:t>
+      </w:r>
+      <w:proofErr w:type="spellEnd"/>
+      <w:r>
+        <w:rPr>
+          <w:i/>
+          <w:iCs/>
+        </w:rPr>
+        <w:t xml:space="preserve"> in Computer Science</w:t>
       </w:r>
       <w:r>
         <w:rPr>
@@ -171,20 +203,36 @@
           <w:b/>
           <w:bCs/>
         </w:rPr>
-        <w:t xml:space="preserve">Associate Software Engineer – WebApps Team                                                                </w:t>
-      </w:r>
+        <w:t xml:space="preserve">Associate Software Engineer – </w:t>
+      </w:r>
+      <w:proofErr w:type="spellStart"/>
       <w:r>
         <w:rPr>
           <w:b/>
           <w:bCs/>
         </w:rPr>
-        <w:t xml:space="preserve">    </w:t>
-      </w:r>
+        <w:t>WebApps</w:t>
+      </w:r>
+      <w:proofErr w:type="spellEnd"/>
       <w:r>
         <w:rPr>
           <w:b/>
           <w:bCs/>
         </w:rPr>
+        <w:t xml:space="preserve"> Team                                                                </w:t>
+      </w:r>
+      <w:r>
+        <w:rPr>
+          <w:b/>
+          <w:bCs/>
+        </w:rPr>
+        <w:t xml:space="preserve">    </w:t>
+      </w:r>
+      <w:r>
+        <w:rPr>
+          <w:b/>
+          <w:bCs/>
+        </w:rPr>
         <w:t>Jan 2023- current</w:t>
       </w:r>
     </w:p>
@@ -195,6 +243,7 @@
           <w:iCs/>
         </w:rPr>
       </w:pPr>
+      <w:proofErr w:type="spellStart"/>
       <w:r>
         <w:rPr>
           <w:i/>
@@ -202,6 +251,7 @@
         </w:rPr>
         <w:t>SiliconLabs</w:t>
       </w:r>
+      <w:proofErr w:type="spellEnd"/>
       <w:r>
         <w:rPr>
           <w:i/>
@@ -269,7 +319,15 @@
         </w:numPr>
       </w:pPr>
       <w:r>
-        <w:t>Worked on web performance optimization initiatives by implementing architectural improvements such as migrating JavaScript logic to Sling Models and refactoring legacy WCMUsePojo implementations.</w:t>
+        <w:t xml:space="preserve">Worked on web performance optimization initiatives by implementing architectural improvements such as migrating JavaScript logic to Sling Models and refactoring legacy </w:t>
+      </w:r>
+      <w:proofErr w:type="spellStart"/>
+      <w:r>
+        <w:t>WCMUsePojo</w:t>
+      </w:r>
+      <w:proofErr w:type="spellEnd"/>
+      <w:r>
+        <w:t xml:space="preserve"> implementations.</w:t>
       </w:r>
     </w:p>
     <w:p>
@@ -411,33 +469,42 @@
           <w:bCs/>
         </w:rPr>
       </w:pPr>
+      <w:proofErr w:type="spellStart"/>
       <w:r>
         <w:rPr>
           <w:b/>
           <w:bCs/>
         </w:rPr>
         <w:lastRenderedPageBreak/>
-        <w:t xml:space="preserve">FrontEnd Developer </w:t>
-      </w:r>
+        <w:t>FrontEnd</w:t>
+      </w:r>
+      <w:proofErr w:type="spellEnd"/>
       <w:r>
         <w:rPr>
           <w:b/>
           <w:bCs/>
         </w:rPr>
-        <w:t xml:space="preserve">                     </w:t>
+        <w:t xml:space="preserve"> Developer </w:t>
       </w:r>
       <w:r>
         <w:rPr>
           <w:b/>
           <w:bCs/>
         </w:rPr>
-        <w:t xml:space="preserve">  </w:t>
+        <w:t xml:space="preserve">                     </w:t>
       </w:r>
       <w:r>
         <w:rPr>
           <w:b/>
           <w:bCs/>
         </w:rPr>
+        <w:t xml:space="preserve">  </w:t>
+      </w:r>
+      <w:r>
+        <w:rPr>
+          <w:b/>
+          <w:bCs/>
+        </w:rPr>
         <w:t xml:space="preserve">                                                                                               Mar 2022-June 2022</w:t>
       </w:r>
     </w:p>
@@ -449,6 +516,7 @@
           <w:iCs/>
         </w:rPr>
       </w:pPr>
+      <w:proofErr w:type="spellStart"/>
       <w:r>
         <w:rPr>
           <w:i/>
@@ -456,6 +524,7 @@
         </w:rPr>
         <w:t>KreativIT</w:t>
       </w:r>
+      <w:proofErr w:type="spellEnd"/>
       <w:r>
         <w:rPr>
           <w:i/>
@@ -585,11 +654,20 @@
                 <w:b/>
                 <w:bCs/>
               </w:rPr>
-              <w:t>AEM and Web CMS</w:t>
+              <w:t xml:space="preserve">AEM and Web </w:t>
+            </w:r>
+            <w:proofErr w:type="gramStart"/>
+            <w:r>
+              <w:rPr>
+                <w:b/>
+                <w:bCs/>
+              </w:rPr>
+              <w:t>CMS</w:t>
             </w:r>
             <w:r>
               <w:t xml:space="preserve"> :</w:t>
             </w:r>
+            <w:proofErr w:type="gramEnd"/>
           </w:p>
         </w:tc>
         <w:tc>
@@ -601,13 +679,45 @@
               <w:pStyle w:val="NoSpacing"/>
             </w:pPr>
             <w:r>
-              <w:t xml:space="preserve">Adobe Experinece Manager(AEM), Sling Models, </w:t>
-            </w:r>
-            <w:r>
-              <w:t>React JS ,</w:t>
-            </w:r>
-            <w:r>
-              <w:t>Sightly, AEM DAM,  AEM Sites, OSGi, JCR</w:t>
+              <w:t xml:space="preserve">Adobe </w:t>
+            </w:r>
+            <w:proofErr w:type="spellStart"/>
+            <w:r>
+              <w:t>Experinece</w:t>
+            </w:r>
+            <w:proofErr w:type="spellEnd"/>
+            <w:r>
+              <w:t xml:space="preserve"> </w:t>
+            </w:r>
+            <w:proofErr w:type="gramStart"/>
+            <w:r>
+              <w:t>Manager(</w:t>
+            </w:r>
+            <w:proofErr w:type="gramEnd"/>
+            <w:r>
+              <w:t xml:space="preserve">AEM), Sling Models, </w:t>
+            </w:r>
+            <w:r>
+              <w:t xml:space="preserve">React </w:t>
+            </w:r>
+            <w:proofErr w:type="gramStart"/>
+            <w:r>
+              <w:t>JS ,</w:t>
+            </w:r>
+            <w:r>
+              <w:t>Sightly</w:t>
+            </w:r>
+            <w:proofErr w:type="gramEnd"/>
+            <w:r>
+              <w:t xml:space="preserve">, AEM </w:t>
+            </w:r>
+            <w:proofErr w:type="gramStart"/>
+            <w:r>
+              <w:t>DAM,  AEM</w:t>
+            </w:r>
+            <w:proofErr w:type="gramEnd"/>
+            <w:r>
+              <w:t xml:space="preserve"> Sites, OSGi, JCR</w:t>
             </w:r>
             <w:r>
               <w:t>, Scheduler Jobs</w:t>
@@ -642,7 +752,15 @@
               <w:pStyle w:val="NoSpacing"/>
             </w:pPr>
             <w:r>
-              <w:t>Java, Python , C/C++, SQL, Rest API Integration</w:t>
+              <w:t xml:space="preserve">Java, </w:t>
+            </w:r>
+            <w:proofErr w:type="gramStart"/>
+            <w:r>
+              <w:t>Python ,</w:t>
+            </w:r>
+            <w:proofErr w:type="gramEnd"/>
+            <w:r>
+              <w:t xml:space="preserve"> C/C++, SQL, Rest API Integration</w:t>
             </w:r>
           </w:p>
         </w:tc>
@@ -656,6 +774,7 @@
             <w:pPr>
               <w:pStyle w:val="NoSpacing"/>
             </w:pPr>
+            <w:proofErr w:type="spellStart"/>
             <w:r>
               <w:rPr>
                 <w:b/>
@@ -663,6 +782,7 @@
               </w:rPr>
               <w:t>FrontEnd</w:t>
             </w:r>
+            <w:proofErr w:type="spellEnd"/>
           </w:p>
         </w:tc>
         <w:tc>
@@ -673,9 +793,19 @@
             <w:pPr>
               <w:pStyle w:val="NoSpacing"/>
             </w:pPr>
-            <w:r>
-              <w:t>HTML,CSS, JS,  jQuery</w:t>
-            </w:r>
+            <w:proofErr w:type="gramStart"/>
+            <w:r>
+              <w:t>HTML,CSS</w:t>
+            </w:r>
+            <w:proofErr w:type="gramEnd"/>
+            <w:r>
+              <w:t xml:space="preserve">, </w:t>
+            </w:r>
+            <w:proofErr w:type="gramStart"/>
+            <w:r>
+              <w:t>JS,  jQuery</w:t>
+            </w:r>
+            <w:proofErr w:type="gramEnd"/>
           </w:p>
           <w:p>
             <w:pPr>
@@ -823,19 +953,35 @@
             </w:r>
             <w:r>
               <w:br/>
-              <w:t>Cross-functional Collaboration</w:t>
+              <w:t xml:space="preserve">Cross-functional </w:t>
+            </w:r>
+            <w:proofErr w:type="gramStart"/>
+            <w:r>
+              <w:t>Collaboration</w:t>
             </w:r>
             <w:r>
               <w:t xml:space="preserve">, </w:t>
             </w:r>
             <w:r>
-              <w:t xml:space="preserve"> Stakeholder Communication</w:t>
+              <w:t xml:space="preserve"> Stakeholder</w:t>
+            </w:r>
+            <w:proofErr w:type="gramEnd"/>
+            <w:r>
+              <w:t xml:space="preserve"> </w:t>
+            </w:r>
+            <w:proofErr w:type="gramStart"/>
+            <w:r>
+              <w:t>Communication</w:t>
             </w:r>
             <w:r>
               <w:t xml:space="preserve">, </w:t>
             </w:r>
             <w:r>
-              <w:t xml:space="preserve"> Adaptability in Dynamic Environments</w:t>
+              <w:t xml:space="preserve"> Adaptability</w:t>
+            </w:r>
+            <w:proofErr w:type="gramEnd"/>
+            <w:r>
+              <w:t xml:space="preserve"> in Dynamic Environments</w:t>
             </w:r>
           </w:p>
         </w:tc>
@@ -937,25 +1083,46 @@
           <w:b/>
           <w:bCs/>
         </w:rPr>
-        <w:t>Healthcare Decision Support Platform</w:t>
-      </w:r>
+        <w:t xml:space="preserve">Healthcare Decision Support </w:t>
+      </w:r>
+      <w:proofErr w:type="gramStart"/>
       <w:r>
         <w:rPr>
           <w:b/>
           <w:bCs/>
         </w:rPr>
-        <w:t>(POC)</w:t>
+        <w:t>Platform</w:t>
       </w:r>
       <w:r>
         <w:rPr>
           <w:b/>
           <w:bCs/>
         </w:rPr>
+        <w:t>(</w:t>
+      </w:r>
+      <w:proofErr w:type="gramEnd"/>
+      <w:r>
+        <w:rPr>
+          <w:b/>
+          <w:bCs/>
+        </w:rPr>
+        <w:t>POC)</w:t>
+      </w:r>
+      <w:r>
+        <w:rPr>
+          <w:b/>
+          <w:bCs/>
+        </w:rPr>
         <w:t xml:space="preserve"> | </w:t>
       </w:r>
       <w:r>
-        <w:t>Flutter, Claude, Google Stitch, Supabase</w:t>
-      </w:r>
+        <w:t xml:space="preserve">Flutter, Claude, Google Stitch, </w:t>
+      </w:r>
+      <w:proofErr w:type="spellStart"/>
+      <w:r>
+        <w:t>Supabase</w:t>
+      </w:r>
+      <w:proofErr w:type="spellEnd"/>
     </w:p>
     <w:p>
       <w:pPr>
@@ -1004,7 +1171,7 @@
           <w:iCs/>
         </w:rPr>
       </w:pPr>
-      <w:hyperlink r:id="rId9" w:history="1">
+      <w:hyperlink r:id="rId10" w:history="1">
         <w:r>
           <w:rPr>
             <w:rStyle w:val="Hyperlink"/>
@@ -1030,7 +1197,7 @@
           <w:iCs/>
         </w:rPr>
       </w:pPr>
-      <w:hyperlink r:id="rId10" w:history="1">
+      <w:hyperlink r:id="rId11" w:history="1">
         <w:r>
           <w:rPr>
             <w:rStyle w:val="Hyperlink"/>
@@ -1050,9 +1217,9 @@
       </w:r>
     </w:p>
     <w:sectPr>
-      <w:footerReference w:type="even" r:id="rId11"/>
-      <w:footerReference w:type="default" r:id="rId12"/>
-      <w:footerReference w:type="first" r:id="rId13"/>
+      <w:footerReference w:type="even" r:id="rId12"/>
+      <w:footerReference w:type="default" r:id="rId13"/>
+      <w:footerReference w:type="first" r:id="rId14"/>
       <w:pgSz w:w="12240" w:h="15840"/>
       <w:pgMar w:top="1440" w:right="1440" w:bottom="1440" w:left="1440" w:header="720" w:footer="720" w:gutter="0"/>
       <w:cols w:space="720"/>
